--- a/docs/Список задач - план.docx
+++ b/docs/Список задач - план.docx
@@ -1587,6 +1587,13 @@
               </w:rPr>
               <w:t>0</w:t>
             </w:r>
+            <w:r>
+              <w:rPr>
+                <w:rFonts w:ascii="Times New Roman" w:hAnsi="Times New Roman" w:cs="Times New Roman"/>
+                <w:lang w:val="en-US"/>
+              </w:rPr>
+              <w:t>,5</w:t>
+            </w:r>
           </w:p>
         </w:tc>
         <w:tc>
@@ -2734,7 +2741,7 @@
                 <w:rFonts w:ascii="Times New Roman" w:hAnsi="Times New Roman" w:cs="Times New Roman"/>
                 <w:noProof/>
               </w:rPr>
-              <w:t>0,5</w:t>
+              <w:t>1</w:t>
             </w:r>
             <w:r>
               <w:rPr>

--- a/docs/Список задач - план.docx
+++ b/docs/Список задач - план.docx
@@ -246,7 +246,6 @@
         </w:rPr>
         <w:t xml:space="preserve">Задачи </w:t>
       </w:r>
-      <w:proofErr w:type="spellStart"/>
       <w:r>
         <w:rPr>
           <w:rFonts w:ascii="Times New Roman" w:hAnsi="Times New Roman" w:cs="Times New Roman"/>
@@ -254,7 +253,6 @@
         </w:rPr>
         <w:t>MuSCoW</w:t>
       </w:r>
-      <w:proofErr w:type="spellEnd"/>
     </w:p>
     <w:tbl>
       <w:tblPr>
@@ -1672,15 +1670,13 @@
               <w:jc w:val="right"/>
               <w:rPr>
                 <w:rFonts w:ascii="Times New Roman" w:hAnsi="Times New Roman" w:cs="Times New Roman"/>
-                <w:lang w:val="en-US"/>
-              </w:rPr>
-            </w:pPr>
-            <w:r>
-              <w:rPr>
-                <w:rFonts w:ascii="Times New Roman" w:hAnsi="Times New Roman" w:cs="Times New Roman"/>
-                <w:lang w:val="en-US"/>
-              </w:rPr>
-              <w:t>0</w:t>
+              </w:rPr>
+            </w:pPr>
+            <w:r>
+              <w:rPr>
+                <w:rFonts w:ascii="Times New Roman" w:hAnsi="Times New Roman" w:cs="Times New Roman"/>
+              </w:rPr>
+              <w:t>1</w:t>
             </w:r>
           </w:p>
         </w:tc>
@@ -1811,7 +1807,6 @@
               </w:rPr>
               <w:t>-a</w:t>
             </w:r>
-            <w:proofErr w:type="spellStart"/>
             <w:r>
               <w:rPr>
                 <w:rFonts w:ascii="Times New Roman" w:hAnsi="Times New Roman" w:cs="Times New Roman"/>
@@ -1819,7 +1814,6 @@
               </w:rPr>
               <w:t>nd</w:t>
             </w:r>
-            <w:proofErr w:type="spellEnd"/>
             <w:r>
               <w:rPr>
                 <w:rFonts w:ascii="Times New Roman" w:hAnsi="Times New Roman" w:cs="Times New Roman"/>

--- a/docs/Список задач - план.docx
+++ b/docs/Список задач - план.docx
@@ -1690,6 +1690,12 @@
                 <w:rFonts w:ascii="Times New Roman" w:hAnsi="Times New Roman" w:cs="Times New Roman"/>
               </w:rPr>
             </w:pPr>
+            <w:r>
+              <w:rPr>
+                <w:rFonts w:ascii="Times New Roman" w:hAnsi="Times New Roman" w:cs="Times New Roman"/>
+              </w:rPr>
+              <w:t>Также добавил всплывающее меню для кнопок взаимодействия с задачами</w:t>
+            </w:r>
           </w:p>
         </w:tc>
       </w:tr>
@@ -1756,6 +1762,13 @@
               </w:rPr>
               <w:t>0</w:t>
             </w:r>
+            <w:r>
+              <w:rPr>
+                <w:rFonts w:ascii="Times New Roman" w:hAnsi="Times New Roman" w:cs="Times New Roman"/>
+                <w:lang w:val="en-US"/>
+              </w:rPr>
+              <w:t>,5</w:t>
+            </w:r>
           </w:p>
         </w:tc>
         <w:tc>
@@ -1768,6 +1781,38 @@
                 <w:rFonts w:ascii="Times New Roman" w:hAnsi="Times New Roman" w:cs="Times New Roman"/>
               </w:rPr>
             </w:pPr>
+            <w:r>
+              <w:rPr>
+                <w:rFonts w:ascii="Times New Roman" w:hAnsi="Times New Roman" w:cs="Times New Roman"/>
+              </w:rPr>
+              <w:t>Также исправил наличие только необходимых кнопок в разных блоках</w:t>
+            </w:r>
+            <w:r>
+              <w:rPr>
+                <w:rFonts w:ascii="Times New Roman" w:hAnsi="Times New Roman" w:cs="Times New Roman"/>
+              </w:rPr>
+              <w:t>,</w:t>
+            </w:r>
+            <w:r>
+              <w:rPr>
+                <w:rFonts w:ascii="Times New Roman" w:hAnsi="Times New Roman" w:cs="Times New Roman"/>
+              </w:rPr>
+              <w:t xml:space="preserve"> </w:t>
+            </w:r>
+            <w:r>
+              <w:rPr>
+                <w:rFonts w:ascii="Times New Roman" w:hAnsi="Times New Roman" w:cs="Times New Roman"/>
+              </w:rPr>
+              <w:lastRenderedPageBreak/>
+              <w:t xml:space="preserve">получилось очень удобно через </w:t>
+            </w:r>
+            <w:r>
+              <w:rPr>
+                <w:rFonts w:ascii="Times New Roman" w:hAnsi="Times New Roman" w:cs="Times New Roman"/>
+                <w:lang w:val="en-US"/>
+              </w:rPr>
+              <w:t>CSS</w:t>
+            </w:r>
           </w:p>
         </w:tc>
       </w:tr>
@@ -1792,6 +1837,7 @@
               <w:rPr>
                 <w:rFonts w:ascii="Times New Roman" w:hAnsi="Times New Roman" w:cs="Times New Roman"/>
               </w:rPr>
+              <w:lastRenderedPageBreak/>
               <w:t xml:space="preserve">Изменение статуса задачи с помощью </w:t>
             </w:r>
             <w:r>
@@ -2063,7 +2109,6 @@
               <w:rPr>
                 <w:rFonts w:ascii="Times New Roman" w:hAnsi="Times New Roman" w:cs="Times New Roman"/>
               </w:rPr>
-              <w:lastRenderedPageBreak/>
               <w:t>Очистка списка задач</w:t>
             </w:r>
           </w:p>
@@ -2735,7 +2780,7 @@
                 <w:rFonts w:ascii="Times New Roman" w:hAnsi="Times New Roman" w:cs="Times New Roman"/>
                 <w:noProof/>
               </w:rPr>
-              <w:t>1</w:t>
+              <w:t>2,5</w:t>
             </w:r>
             <w:r>
               <w:rPr>

--- a/docs/Список задач - план.docx
+++ b/docs/Список задач - план.docx
@@ -246,6 +246,7 @@
         </w:rPr>
         <w:t xml:space="preserve">Задачи </w:t>
       </w:r>
+      <w:proofErr w:type="spellStart"/>
       <w:r>
         <w:rPr>
           <w:rFonts w:ascii="Times New Roman" w:hAnsi="Times New Roman" w:cs="Times New Roman"/>
@@ -253,6 +254,7 @@
         </w:rPr>
         <w:t>MuSCoW</w:t>
       </w:r>
+      <w:proofErr w:type="spellEnd"/>
     </w:p>
     <w:tbl>
       <w:tblPr>
@@ -1853,6 +1855,7 @@
               </w:rPr>
               <w:t>-a</w:t>
             </w:r>
+            <w:proofErr w:type="spellStart"/>
             <w:r>
               <w:rPr>
                 <w:rFonts w:ascii="Times New Roman" w:hAnsi="Times New Roman" w:cs="Times New Roman"/>
@@ -1860,6 +1863,7 @@
               </w:rPr>
               <w:t>nd</w:t>
             </w:r>
+            <w:proofErr w:type="spellEnd"/>
             <w:r>
               <w:rPr>
                 <w:rFonts w:ascii="Times New Roman" w:hAnsi="Times New Roman" w:cs="Times New Roman"/>
@@ -1913,7 +1917,7 @@
                 <w:rFonts w:ascii="Times New Roman" w:hAnsi="Times New Roman" w:cs="Times New Roman"/>
                 <w:lang w:val="en-US"/>
               </w:rPr>
-              <w:t>0</w:t>
+              <w:t>1,5</w:t>
             </w:r>
           </w:p>
         </w:tc>
@@ -2780,7 +2784,7 @@
                 <w:rFonts w:ascii="Times New Roman" w:hAnsi="Times New Roman" w:cs="Times New Roman"/>
                 <w:noProof/>
               </w:rPr>
-              <w:t>2,5</w:t>
+              <w:t>4</w:t>
             </w:r>
             <w:r>
               <w:rPr>

--- a/docs/Список задач - план.docx
+++ b/docs/Список задач - план.docx
@@ -1997,7 +1997,7 @@
                 <w:rFonts w:ascii="Times New Roman" w:hAnsi="Times New Roman" w:cs="Times New Roman"/>
                 <w:lang w:val="en-US"/>
               </w:rPr>
-              <w:t>0</w:t>
+              <w:t>0,25</w:t>
             </w:r>
           </w:p>
         </w:tc>
@@ -2784,7 +2784,7 @@
                 <w:rFonts w:ascii="Times New Roman" w:hAnsi="Times New Roman" w:cs="Times New Roman"/>
                 <w:noProof/>
               </w:rPr>
-              <w:t>4</w:t>
+              <w:t>4,25</w:t>
             </w:r>
             <w:r>
               <w:rPr>

--- a/docs/Список задач - план.docx
+++ b/docs/Список задач - план.docx
@@ -2077,6 +2077,20 @@
               </w:rPr>
               <w:t>0</w:t>
             </w:r>
+            <w:r>
+              <w:rPr>
+                <w:rFonts w:ascii="Times New Roman" w:hAnsi="Times New Roman" w:cs="Times New Roman"/>
+                <w:lang w:val="en-US"/>
+              </w:rPr>
+              <w:t>,</w:t>
+            </w:r>
+            <w:r>
+              <w:rPr>
+                <w:rFonts w:ascii="Times New Roman" w:hAnsi="Times New Roman" w:cs="Times New Roman"/>
+                <w:lang w:val="en-US"/>
+              </w:rPr>
+              <w:t>5</w:t>
+            </w:r>
           </w:p>
         </w:tc>
         <w:tc>
@@ -2784,7 +2798,7 @@
                 <w:rFonts w:ascii="Times New Roman" w:hAnsi="Times New Roman" w:cs="Times New Roman"/>
                 <w:noProof/>
               </w:rPr>
-              <w:t>4,25</w:t>
+              <w:t>4,75</w:t>
             </w:r>
             <w:r>
               <w:rPr>

--- a/docs/Список задач - план.docx
+++ b/docs/Список задач - план.docx
@@ -2171,6 +2171,13 @@
               </w:rPr>
               <w:t>0</w:t>
             </w:r>
+            <w:r>
+              <w:rPr>
+                <w:rFonts w:ascii="Times New Roman" w:hAnsi="Times New Roman" w:cs="Times New Roman"/>
+                <w:lang w:val="en-US"/>
+              </w:rPr>
+              <w:t>,5</w:t>
+            </w:r>
           </w:p>
         </w:tc>
         <w:tc>
@@ -2798,7 +2805,7 @@
                 <w:rFonts w:ascii="Times New Roman" w:hAnsi="Times New Roman" w:cs="Times New Roman"/>
                 <w:noProof/>
               </w:rPr>
-              <w:t>4,75</w:t>
+              <w:t>5,25</w:t>
             </w:r>
             <w:r>
               <w:rPr>

--- a/docs/Список задач - план.docx
+++ b/docs/Список задач - план.docx
@@ -2248,15 +2248,13 @@
               <w:jc w:val="right"/>
               <w:rPr>
                 <w:rFonts w:ascii="Times New Roman" w:hAnsi="Times New Roman" w:cs="Times New Roman"/>
-                <w:lang w:val="en-US"/>
-              </w:rPr>
-            </w:pPr>
-            <w:r>
-              <w:rPr>
-                <w:rFonts w:ascii="Times New Roman" w:hAnsi="Times New Roman" w:cs="Times New Roman"/>
-                <w:lang w:val="en-US"/>
-              </w:rPr>
-              <w:t>0</w:t>
+              </w:rPr>
+            </w:pPr>
+            <w:r>
+              <w:rPr>
+                <w:rFonts w:ascii="Times New Roman" w:hAnsi="Times New Roman" w:cs="Times New Roman"/>
+              </w:rPr>
+              <w:t>1</w:t>
             </w:r>
           </w:p>
         </w:tc>
@@ -2270,6 +2268,192 @@
                 <w:rFonts w:ascii="Times New Roman" w:hAnsi="Times New Roman" w:cs="Times New Roman"/>
               </w:rPr>
             </w:pPr>
+            <w:r>
+              <w:rPr>
+                <w:rFonts w:ascii="Times New Roman" w:hAnsi="Times New Roman" w:cs="Times New Roman"/>
+              </w:rPr>
+              <w:t>Приоритет отображается в виде цвета слева от задачи</w:t>
+            </w:r>
+            <w:r>
+              <w:rPr>
+                <w:rFonts w:ascii="Times New Roman" w:hAnsi="Times New Roman" w:cs="Times New Roman"/>
+              </w:rPr>
+              <w:t>,</w:t>
+            </w:r>
+            <w:r>
+              <w:rPr>
+                <w:rFonts w:ascii="Times New Roman" w:hAnsi="Times New Roman" w:cs="Times New Roman"/>
+              </w:rPr>
+              <w:t xml:space="preserve"> с тремя значениями</w:t>
+            </w:r>
+            <w:r>
+              <w:rPr>
+                <w:rFonts w:ascii="Times New Roman" w:hAnsi="Times New Roman" w:cs="Times New Roman"/>
+              </w:rPr>
+              <w:t>:</w:t>
+            </w:r>
+          </w:p>
+          <w:p>
+            <w:pPr>
+              <w:rPr>
+                <w:rFonts w:ascii="Times New Roman" w:hAnsi="Times New Roman" w:cs="Times New Roman"/>
+              </w:rPr>
+            </w:pPr>
+            <w:r>
+              <w:rPr>
+                <w:rFonts w:ascii="Times New Roman" w:hAnsi="Times New Roman" w:cs="Times New Roman"/>
+                <w:highlight w:val="green"/>
+              </w:rPr>
+              <w:t>Зеленый</w:t>
+            </w:r>
+            <w:r>
+              <w:rPr>
+                <w:rFonts w:ascii="Times New Roman" w:hAnsi="Times New Roman" w:cs="Times New Roman"/>
+              </w:rPr>
+              <w:t xml:space="preserve"> </w:t>
+            </w:r>
+            <w:r>
+              <w:rPr>
+                <w:rFonts w:ascii="Times New Roman" w:hAnsi="Times New Roman" w:cs="Times New Roman"/>
+              </w:rPr>
+              <w:t>- низкий</w:t>
+            </w:r>
+          </w:p>
+          <w:p>
+            <w:pPr>
+              <w:rPr>
+                <w:rFonts w:ascii="Times New Roman" w:hAnsi="Times New Roman" w:cs="Times New Roman"/>
+              </w:rPr>
+            </w:pPr>
+            <w:r>
+              <w:rPr>
+                <w:rFonts w:ascii="Times New Roman" w:hAnsi="Times New Roman" w:cs="Times New Roman"/>
+                <w:highlight w:val="yellow"/>
+              </w:rPr>
+              <w:t>Желтый</w:t>
+            </w:r>
+            <w:r>
+              <w:rPr>
+                <w:rFonts w:ascii="Times New Roman" w:hAnsi="Times New Roman" w:cs="Times New Roman"/>
+              </w:rPr>
+              <w:t xml:space="preserve"> - средний</w:t>
+            </w:r>
+          </w:p>
+          <w:p>
+            <w:pPr>
+              <w:rPr>
+                <w:rFonts w:ascii="Times New Roman" w:hAnsi="Times New Roman" w:cs="Times New Roman"/>
+              </w:rPr>
+            </w:pPr>
+            <w:r>
+              <w:rPr>
+                <w:rFonts w:ascii="Times New Roman" w:hAnsi="Times New Roman" w:cs="Times New Roman"/>
+                <w:highlight w:val="red"/>
+              </w:rPr>
+              <w:t>Красный</w:t>
+            </w:r>
+            <w:r>
+              <w:rPr>
+                <w:rFonts w:ascii="Times New Roman" w:hAnsi="Times New Roman" w:cs="Times New Roman"/>
+              </w:rPr>
+              <w:t xml:space="preserve"> </w:t>
+            </w:r>
+            <w:r>
+              <w:rPr>
+                <w:rFonts w:ascii="Times New Roman" w:hAnsi="Times New Roman" w:cs="Times New Roman"/>
+              </w:rPr>
+              <w:t>–</w:t>
+            </w:r>
+            <w:r>
+              <w:rPr>
+                <w:rFonts w:ascii="Times New Roman" w:hAnsi="Times New Roman" w:cs="Times New Roman"/>
+              </w:rPr>
+              <w:t xml:space="preserve"> высокий</w:t>
+            </w:r>
+          </w:p>
+          <w:p>
+            <w:pPr>
+              <w:rPr>
+                <w:rFonts w:ascii="Times New Roman" w:hAnsi="Times New Roman" w:cs="Times New Roman"/>
+              </w:rPr>
+            </w:pPr>
+            <w:r>
+              <w:rPr>
+                <w:rFonts w:ascii="Times New Roman" w:hAnsi="Times New Roman" w:cs="Times New Roman"/>
+              </w:rPr>
+              <w:t>Для каждого списка добавлена сортировка по приоритету</w:t>
+            </w:r>
+          </w:p>
+          <w:p>
+            <w:pPr>
+              <w:rPr>
+                <w:rFonts w:ascii="Times New Roman" w:hAnsi="Times New Roman" w:cs="Times New Roman"/>
+                <w:lang w:val="en-US"/>
+              </w:rPr>
+            </w:pPr>
+            <w:r>
+              <w:rPr>
+                <w:rFonts w:ascii="Times New Roman" w:hAnsi="Times New Roman" w:cs="Times New Roman"/>
+              </w:rPr>
+              <w:t>Получилось</w:t>
+            </w:r>
+            <w:r>
+              <w:rPr>
+                <w:rFonts w:ascii="Times New Roman" w:hAnsi="Times New Roman" w:cs="Times New Roman"/>
+              </w:rPr>
+              <w:t>,</w:t>
+            </w:r>
+            <w:r>
+              <w:rPr>
+                <w:rFonts w:ascii="Times New Roman" w:hAnsi="Times New Roman" w:cs="Times New Roman"/>
+              </w:rPr>
+              <w:t xml:space="preserve"> что при сортировке все задачи автоматически ставятся на свои места по приоритету</w:t>
+            </w:r>
+            <w:r>
+              <w:rPr>
+                <w:rFonts w:ascii="Times New Roman" w:hAnsi="Times New Roman" w:cs="Times New Roman"/>
+              </w:rPr>
+              <w:t>,</w:t>
+            </w:r>
+            <w:r>
+              <w:rPr>
+                <w:rFonts w:ascii="Times New Roman" w:hAnsi="Times New Roman" w:cs="Times New Roman"/>
+              </w:rPr>
+              <w:t xml:space="preserve"> даже при ручном </w:t>
+            </w:r>
+            <w:r>
+              <w:rPr>
+                <w:rFonts w:ascii="Times New Roman" w:hAnsi="Times New Roman" w:cs="Times New Roman"/>
+                <w:lang w:val="en-US"/>
+              </w:rPr>
+              <w:t>Drag</w:t>
+            </w:r>
+            <w:r>
+              <w:rPr>
+                <w:rFonts w:ascii="Times New Roman" w:hAnsi="Times New Roman" w:cs="Times New Roman"/>
+              </w:rPr>
+              <w:t>-</w:t>
+            </w:r>
+            <w:r>
+              <w:rPr>
+                <w:rFonts w:ascii="Times New Roman" w:hAnsi="Times New Roman" w:cs="Times New Roman"/>
+                <w:lang w:val="en-US"/>
+              </w:rPr>
+              <w:t>and</w:t>
+            </w:r>
+            <w:r>
+              <w:rPr>
+                <w:rFonts w:ascii="Times New Roman" w:hAnsi="Times New Roman" w:cs="Times New Roman"/>
+              </w:rPr>
+              <w:t>-</w:t>
+            </w:r>
+            <w:r>
+              <w:rPr>
+                <w:rFonts w:ascii="Times New Roman" w:hAnsi="Times New Roman" w:cs="Times New Roman"/>
+                <w:lang w:val="en-US"/>
+              </w:rPr>
+              <w:t>drop</w:t>
+            </w:r>
           </w:p>
         </w:tc>
       </w:tr>
@@ -2805,7 +2989,7 @@
                 <w:rFonts w:ascii="Times New Roman" w:hAnsi="Times New Roman" w:cs="Times New Roman"/>
                 <w:noProof/>
               </w:rPr>
-              <w:t>5,25</w:t>
+              <w:t>6,25</w:t>
             </w:r>
             <w:r>
               <w:rPr>

--- a/docs/Список задач - план.docx
+++ b/docs/Список задач - план.docx
@@ -246,7 +246,6 @@
         </w:rPr>
         <w:t xml:space="preserve">Задачи </w:t>
       </w:r>
-      <w:proofErr w:type="spellStart"/>
       <w:r>
         <w:rPr>
           <w:rFonts w:ascii="Times New Roman" w:hAnsi="Times New Roman" w:cs="Times New Roman"/>
@@ -254,7 +253,6 @@
         </w:rPr>
         <w:t>MuSCoW</w:t>
       </w:r>
-      <w:proofErr w:type="spellEnd"/>
     </w:p>
     <w:tbl>
       <w:tblPr>
@@ -1855,7 +1853,6 @@
               </w:rPr>
               <w:t>-a</w:t>
             </w:r>
-            <w:proofErr w:type="spellStart"/>
             <w:r>
               <w:rPr>
                 <w:rFonts w:ascii="Times New Roman" w:hAnsi="Times New Roman" w:cs="Times New Roman"/>
@@ -1863,7 +1860,6 @@
               </w:rPr>
               <w:t>nd</w:t>
             </w:r>
-            <w:proofErr w:type="spellEnd"/>
             <w:r>
               <w:rPr>
                 <w:rFonts w:ascii="Times New Roman" w:hAnsi="Times New Roman" w:cs="Times New Roman"/>
@@ -2388,7 +2384,6 @@
             <w:pPr>
               <w:rPr>
                 <w:rFonts w:ascii="Times New Roman" w:hAnsi="Times New Roman" w:cs="Times New Roman"/>
-                <w:lang w:val="en-US"/>
               </w:rPr>
             </w:pPr>
             <w:r>
@@ -2521,6 +2516,13 @@
                 <w:lang w:val="en-US"/>
               </w:rPr>
               <w:t>0</w:t>
+            </w:r>
+            <w:r>
+              <w:rPr>
+                <w:rFonts w:ascii="Times New Roman" w:hAnsi="Times New Roman" w:cs="Times New Roman"/>
+                <w:lang w:val="en-US"/>
+              </w:rPr>
+              <w:t>,5</w:t>
             </w:r>
           </w:p>
         </w:tc>

--- a/docs/Список задач - план.docx
+++ b/docs/Список задач - план.docx
@@ -2678,6 +2678,25 @@
               <w:t xml:space="preserve"> Выравнивание, отступы</w:t>
             </w:r>
           </w:p>
+          <w:p>
+            <w:pPr>
+              <w:rPr>
+                <w:rFonts w:ascii="Times New Roman" w:hAnsi="Times New Roman" w:cs="Times New Roman"/>
+              </w:rPr>
+            </w:pPr>
+            <w:r>
+              <w:rPr>
+                <w:rFonts w:ascii="Times New Roman" w:hAnsi="Times New Roman" w:cs="Times New Roman"/>
+              </w:rPr>
+              <w:tab/>
+            </w:r>
+            <w:r>
+              <w:rPr>
+                <w:rFonts w:ascii="Times New Roman" w:hAnsi="Times New Roman" w:cs="Times New Roman"/>
+              </w:rPr>
+              <w:t>10.5. Темная тема</w:t>
+            </w:r>
+          </w:p>
         </w:tc>
         <w:tc>
           <w:tcPr>
@@ -2688,15 +2707,13 @@
               <w:jc w:val="right"/>
               <w:rPr>
                 <w:rFonts w:ascii="Times New Roman" w:hAnsi="Times New Roman" w:cs="Times New Roman"/>
-                <w:lang w:val="en-US"/>
-              </w:rPr>
-            </w:pPr>
-            <w:r>
-              <w:rPr>
-                <w:rFonts w:ascii="Times New Roman" w:hAnsi="Times New Roman" w:cs="Times New Roman"/>
-                <w:lang w:val="en-US"/>
-              </w:rPr>
-              <w:t>2</w:t>
+              </w:rPr>
+            </w:pPr>
+            <w:r>
+              <w:rPr>
+                <w:rFonts w:ascii="Times New Roman" w:hAnsi="Times New Roman" w:cs="Times New Roman"/>
+              </w:rPr>
+              <w:t>3</w:t>
             </w:r>
           </w:p>
         </w:tc>
@@ -2715,9 +2732,15 @@
             <w:r>
               <w:rPr>
                 <w:rFonts w:ascii="Times New Roman" w:hAnsi="Times New Roman" w:cs="Times New Roman"/>
-                <w:lang w:val="en-US"/>
-              </w:rPr>
-              <w:t>0</w:t>
+              </w:rPr>
+              <w:t>3</w:t>
+            </w:r>
+            <w:r>
+              <w:rPr>
+                <w:rFonts w:ascii="Times New Roman" w:hAnsi="Times New Roman" w:cs="Times New Roman"/>
+                <w:lang w:val="en-US"/>
+              </w:rPr>
+              <w:t>,5</w:t>
             </w:r>
           </w:p>
         </w:tc>
@@ -2731,6 +2754,43 @@
                 <w:rFonts w:ascii="Times New Roman" w:hAnsi="Times New Roman" w:cs="Times New Roman"/>
               </w:rPr>
             </w:pPr>
+            <w:r>
+              <w:rPr>
+                <w:rFonts w:ascii="Times New Roman" w:hAnsi="Times New Roman" w:cs="Times New Roman"/>
+              </w:rPr>
+              <w:t xml:space="preserve">Было принято решение объединить оформление </w:t>
+            </w:r>
+            <w:r>
+              <w:rPr>
+                <w:rFonts w:ascii="Times New Roman" w:hAnsi="Times New Roman" w:cs="Times New Roman"/>
+                <w:lang w:val="en-US"/>
+              </w:rPr>
+              <w:t>CSS</w:t>
+            </w:r>
+            <w:r>
+              <w:rPr>
+                <w:rFonts w:ascii="Times New Roman" w:hAnsi="Times New Roman" w:cs="Times New Roman"/>
+              </w:rPr>
+              <w:t xml:space="preserve"> </w:t>
+            </w:r>
+            <w:r>
+              <w:rPr>
+                <w:rFonts w:ascii="Times New Roman" w:hAnsi="Times New Roman" w:cs="Times New Roman"/>
+              </w:rPr>
+              <w:t>и темную тему</w:t>
+            </w:r>
+            <w:r>
+              <w:rPr>
+                <w:rFonts w:ascii="Times New Roman" w:hAnsi="Times New Roman" w:cs="Times New Roman"/>
+              </w:rPr>
+              <w:t>,</w:t>
+            </w:r>
+            <w:r>
+              <w:rPr>
+                <w:rFonts w:ascii="Times New Roman" w:hAnsi="Times New Roman" w:cs="Times New Roman"/>
+              </w:rPr>
+              <w:t xml:space="preserve"> т.к. это буквально часть оформления и добавлялась параллельно с основным оформлением</w:t>
+            </w:r>
           </w:p>
         </w:tc>
       </w:tr>
@@ -2755,82 +2815,6 @@
               <w:rPr>
                 <w:rFonts w:ascii="Times New Roman" w:hAnsi="Times New Roman" w:cs="Times New Roman"/>
               </w:rPr>
-              <w:t>Темная тема</w:t>
-            </w:r>
-          </w:p>
-        </w:tc>
-        <w:tc>
-          <w:tcPr>
-            <w:tcW w:w="1063" w:type="dxa"/>
-          </w:tcPr>
-          <w:p>
-            <w:pPr>
-              <w:jc w:val="right"/>
-              <w:rPr>
-                <w:rFonts w:ascii="Times New Roman" w:hAnsi="Times New Roman" w:cs="Times New Roman"/>
-              </w:rPr>
-            </w:pPr>
-            <w:r>
-              <w:rPr>
-                <w:rFonts w:ascii="Times New Roman" w:hAnsi="Times New Roman" w:cs="Times New Roman"/>
-              </w:rPr>
-              <w:t>1</w:t>
-            </w:r>
-          </w:p>
-        </w:tc>
-        <w:tc>
-          <w:tcPr>
-            <w:tcW w:w="1134" w:type="dxa"/>
-          </w:tcPr>
-          <w:p>
-            <w:pPr>
-              <w:jc w:val="right"/>
-              <w:rPr>
-                <w:rFonts w:ascii="Times New Roman" w:hAnsi="Times New Roman" w:cs="Times New Roman"/>
-              </w:rPr>
-            </w:pPr>
-            <w:r>
-              <w:rPr>
-                <w:rFonts w:ascii="Times New Roman" w:hAnsi="Times New Roman" w:cs="Times New Roman"/>
-              </w:rPr>
-              <w:t>0</w:t>
-            </w:r>
-          </w:p>
-        </w:tc>
-        <w:tc>
-          <w:tcPr>
-            <w:tcW w:w="2971" w:type="dxa"/>
-          </w:tcPr>
-          <w:p>
-            <w:pPr>
-              <w:rPr>
-                <w:rFonts w:ascii="Times New Roman" w:hAnsi="Times New Roman" w:cs="Times New Roman"/>
-              </w:rPr>
-            </w:pPr>
-          </w:p>
-        </w:tc>
-      </w:tr>
-      <w:tr>
-        <w:tc>
-          <w:tcPr>
-            <w:tcW w:w="4177" w:type="dxa"/>
-          </w:tcPr>
-          <w:p>
-            <w:pPr>
-              <w:pStyle w:val="a7"/>
-              <w:numPr>
-                <w:ilvl w:val="0"/>
-                <w:numId w:val="4"/>
-              </w:numPr>
-              <w:spacing w:line="240" w:lineRule="auto"/>
-              <w:rPr>
-                <w:rFonts w:ascii="Times New Roman" w:hAnsi="Times New Roman" w:cs="Times New Roman"/>
-              </w:rPr>
-            </w:pPr>
-            <w:r>
-              <w:rPr>
-                <w:rFonts w:ascii="Times New Roman" w:hAnsi="Times New Roman" w:cs="Times New Roman"/>
-              </w:rPr>
               <w:t>Общее тестирование</w:t>
             </w:r>
           </w:p>
@@ -2991,7 +2975,7 @@
                 <w:rFonts w:ascii="Times New Roman" w:hAnsi="Times New Roman" w:cs="Times New Roman"/>
                 <w:noProof/>
               </w:rPr>
-              <w:t>6,25</w:t>
+              <w:t>10,25</w:t>
             </w:r>
             <w:r>
               <w:rPr>

--- a/docs/Список задач - план.docx
+++ b/docs/Список задач - план.docx
@@ -2789,7 +2789,7 @@
               <w:rPr>
                 <w:rFonts w:ascii="Times New Roman" w:hAnsi="Times New Roman" w:cs="Times New Roman"/>
               </w:rPr>
-              <w:t xml:space="preserve"> т.к. это буквально часть оформления и добавлялась параллельно с основным оформлением</w:t>
+              <w:t xml:space="preserve"> т.к. это часть оформления и добавлялась параллельно с основным оформлением</w:t>
             </w:r>
           </w:p>
         </w:tc>
@@ -2848,15 +2848,13 @@
               <w:jc w:val="right"/>
               <w:rPr>
                 <w:rFonts w:ascii="Times New Roman" w:hAnsi="Times New Roman" w:cs="Times New Roman"/>
-                <w:lang w:val="en-US"/>
-              </w:rPr>
-            </w:pPr>
-            <w:r>
-              <w:rPr>
-                <w:rFonts w:ascii="Times New Roman" w:hAnsi="Times New Roman" w:cs="Times New Roman"/>
-                <w:lang w:val="en-US"/>
-              </w:rPr>
-              <w:t>0</w:t>
+              </w:rPr>
+            </w:pPr>
+            <w:r>
+              <w:rPr>
+                <w:rFonts w:ascii="Times New Roman" w:hAnsi="Times New Roman" w:cs="Times New Roman"/>
+              </w:rPr>
+              <w:t>1</w:t>
             </w:r>
           </w:p>
         </w:tc>
@@ -2868,8 +2866,85 @@
             <w:pPr>
               <w:rPr>
                 <w:rFonts w:ascii="Times New Roman" w:hAnsi="Times New Roman" w:cs="Times New Roman"/>
-              </w:rPr>
-            </w:pPr>
+                <w:sz w:val="22"/>
+                <w:szCs w:val="22"/>
+                <w:lang w:val="en-US"/>
+              </w:rPr>
+            </w:pPr>
+            <w:r>
+              <w:rPr>
+                <w:rFonts w:ascii="Times New Roman" w:hAnsi="Times New Roman" w:cs="Times New Roman"/>
+                <w:sz w:val="22"/>
+                <w:szCs w:val="22"/>
+              </w:rPr>
+              <w:t>Приложение протестировано, исправлено несколько багов:</w:t>
+            </w:r>
+          </w:p>
+          <w:p>
+            <w:pPr>
+              <w:rPr>
+                <w:rFonts w:ascii="Times New Roman" w:hAnsi="Times New Roman" w:cs="Times New Roman"/>
+                <w:sz w:val="22"/>
+                <w:szCs w:val="22"/>
+              </w:rPr>
+            </w:pPr>
+            <w:r>
+              <w:rPr>
+                <w:rFonts w:ascii="Times New Roman" w:hAnsi="Times New Roman" w:cs="Times New Roman"/>
+                <w:sz w:val="22"/>
+                <w:szCs w:val="22"/>
+              </w:rPr>
+              <w:t>Отображение иконки у выставления приоритета;</w:t>
+            </w:r>
+          </w:p>
+          <w:p>
+            <w:pPr>
+              <w:rPr>
+                <w:rFonts w:ascii="Times New Roman" w:hAnsi="Times New Roman" w:cs="Times New Roman"/>
+                <w:sz w:val="22"/>
+                <w:szCs w:val="22"/>
+              </w:rPr>
+            </w:pPr>
+            <w:r>
+              <w:rPr>
+                <w:rFonts w:ascii="Times New Roman" w:hAnsi="Times New Roman" w:cs="Times New Roman"/>
+                <w:sz w:val="22"/>
+                <w:szCs w:val="22"/>
+              </w:rPr>
+              <w:t>Сохранение задачи после редактирования;</w:t>
+            </w:r>
+          </w:p>
+          <w:p>
+            <w:pPr>
+              <w:rPr>
+                <w:rFonts w:ascii="Times New Roman" w:hAnsi="Times New Roman" w:cs="Times New Roman"/>
+                <w:sz w:val="22"/>
+                <w:szCs w:val="22"/>
+              </w:rPr>
+            </w:pPr>
+            <w:r>
+              <w:rPr>
+                <w:rFonts w:ascii="Times New Roman" w:hAnsi="Times New Roman" w:cs="Times New Roman"/>
+                <w:sz w:val="22"/>
+                <w:szCs w:val="22"/>
+              </w:rPr>
+              <w:t>Скрытие всплывающего меню при перетаскивании задачи;</w:t>
+            </w:r>
+          </w:p>
+          <w:p>
+            <w:pPr>
+              <w:rPr>
+                <w:rFonts w:ascii="Times New Roman" w:hAnsi="Times New Roman" w:cs="Times New Roman"/>
+              </w:rPr>
+            </w:pPr>
+            <w:r>
+              <w:rPr>
+                <w:rFonts w:ascii="Times New Roman" w:hAnsi="Times New Roman" w:cs="Times New Roman"/>
+                <w:sz w:val="22"/>
+                <w:szCs w:val="22"/>
+              </w:rPr>
+              <w:t>Перетаскивание задач в пустой список;</w:t>
+            </w:r>
           </w:p>
         </w:tc>
       </w:tr>
@@ -2975,7 +3050,7 @@
                 <w:rFonts w:ascii="Times New Roman" w:hAnsi="Times New Roman" w:cs="Times New Roman"/>
                 <w:noProof/>
               </w:rPr>
-              <w:t>10,25</w:t>
+              <w:t>11,25</w:t>
             </w:r>
             <w:r>
               <w:rPr>
@@ -3451,6 +3526,95 @@
       </w:rPr>
     </w:lvl>
   </w:abstractNum>
+  <w:abstractNum w:abstractNumId="4" w15:restartNumberingAfterBreak="0">
+    <w:nsid w:val="656D637E"/>
+    <w:multiLevelType w:val="hybridMultilevel"/>
+    <w:tmpl w:val="EE8051FC"/>
+    <w:lvl w:ilvl="0" w:tplc="0419000F">
+      <w:start w:val="1"/>
+      <w:numFmt w:val="decimal"/>
+      <w:lvlText w:val="%1."/>
+      <w:lvlJc w:val="left"/>
+      <w:pPr>
+        <w:ind w:left="720" w:hanging="360"/>
+      </w:pPr>
+      <w:rPr>
+        <w:rFonts w:hint="default"/>
+      </w:rPr>
+    </w:lvl>
+    <w:lvl w:ilvl="1" w:tplc="04190019" w:tentative="1">
+      <w:start w:val="1"/>
+      <w:numFmt w:val="lowerLetter"/>
+      <w:lvlText w:val="%2."/>
+      <w:lvlJc w:val="left"/>
+      <w:pPr>
+        <w:ind w:left="1440" w:hanging="360"/>
+      </w:pPr>
+    </w:lvl>
+    <w:lvl w:ilvl="2" w:tplc="0419001B" w:tentative="1">
+      <w:start w:val="1"/>
+      <w:numFmt w:val="lowerRoman"/>
+      <w:lvlText w:val="%3."/>
+      <w:lvlJc w:val="right"/>
+      <w:pPr>
+        <w:ind w:left="2160" w:hanging="180"/>
+      </w:pPr>
+    </w:lvl>
+    <w:lvl w:ilvl="3" w:tplc="0419000F" w:tentative="1">
+      <w:start w:val="1"/>
+      <w:numFmt w:val="decimal"/>
+      <w:lvlText w:val="%4."/>
+      <w:lvlJc w:val="left"/>
+      <w:pPr>
+        <w:ind w:left="2880" w:hanging="360"/>
+      </w:pPr>
+    </w:lvl>
+    <w:lvl w:ilvl="4" w:tplc="04190019" w:tentative="1">
+      <w:start w:val="1"/>
+      <w:numFmt w:val="lowerLetter"/>
+      <w:lvlText w:val="%5."/>
+      <w:lvlJc w:val="left"/>
+      <w:pPr>
+        <w:ind w:left="3600" w:hanging="360"/>
+      </w:pPr>
+    </w:lvl>
+    <w:lvl w:ilvl="5" w:tplc="0419001B" w:tentative="1">
+      <w:start w:val="1"/>
+      <w:numFmt w:val="lowerRoman"/>
+      <w:lvlText w:val="%6."/>
+      <w:lvlJc w:val="right"/>
+      <w:pPr>
+        <w:ind w:left="4320" w:hanging="180"/>
+      </w:pPr>
+    </w:lvl>
+    <w:lvl w:ilvl="6" w:tplc="0419000F" w:tentative="1">
+      <w:start w:val="1"/>
+      <w:numFmt w:val="decimal"/>
+      <w:lvlText w:val="%7."/>
+      <w:lvlJc w:val="left"/>
+      <w:pPr>
+        <w:ind w:left="5040" w:hanging="360"/>
+      </w:pPr>
+    </w:lvl>
+    <w:lvl w:ilvl="7" w:tplc="04190019" w:tentative="1">
+      <w:start w:val="1"/>
+      <w:numFmt w:val="lowerLetter"/>
+      <w:lvlText w:val="%8."/>
+      <w:lvlJc w:val="left"/>
+      <w:pPr>
+        <w:ind w:left="5760" w:hanging="360"/>
+      </w:pPr>
+    </w:lvl>
+    <w:lvl w:ilvl="8" w:tplc="0419001B" w:tentative="1">
+      <w:start w:val="1"/>
+      <w:numFmt w:val="lowerRoman"/>
+      <w:lvlText w:val="%9."/>
+      <w:lvlJc w:val="right"/>
+      <w:pPr>
+        <w:ind w:left="6480" w:hanging="180"/>
+      </w:pPr>
+    </w:lvl>
+  </w:abstractNum>
   <w:num w:numId="1" w16cid:durableId="794326071">
     <w:abstractNumId w:val="2"/>
   </w:num>
@@ -3462,6 +3626,9 @@
   </w:num>
   <w:num w:numId="4" w16cid:durableId="1938170573">
     <w:abstractNumId w:val="1"/>
+  </w:num>
+  <w:num w:numId="5" w16cid:durableId="245041705">
+    <w:abstractNumId w:val="4"/>
   </w:num>
 </w:numbering>
 </file>
